--- a/docs/Первичный_анализ.docx
+++ b/docs/Первичный_анализ.docx
@@ -335,6 +335,19 @@
         <w:jc w:val="both"/>
       </w:pPr>
       <w:r>
+        <w:t>запись, продиктованная одной фразой, попадает в нужный раздел без ручного выбора формы ввода;</w:t>
+      </w:r>
+    </w:p>
+    <w:p>
+      <w:pPr>
+        <w:pStyle w:val="a4"/>
+        <w:numPr>
+          <w:ilvl w:val="0"/>
+          <w:numId w:val="2"/>
+        </w:numPr>
+        <w:jc w:val="both"/>
+      </w:pPr>
+      <w:r>
         <w:t>состояние учебного дня определяется автоматически по текущему времени.</w:t>
       </w:r>
     </w:p>
@@ -368,7 +381,7 @@
         <w:jc w:val="both"/>
       </w:pPr>
       <w:r>
-        <w:t>Стейкхолдеры классифицированы по типу взаимодействия с системой на принципалов, операторов, пользователей и затронутые стороны (таблица 1). Для каждого определены цели, выгоды, опасения, критерии приёмки и пользовательские истории вида «Как ⟨роль⟩, я хочу ⟨возможность⟩, чтобы ⟨результат⟩».</w:t>
+        <w:t>Стейкхолдеры классифицированы по типу взаимодействия с системой на принципалов, операторов, пользователей и затронутые стороны (таблица 1). Для каждого определены цели, выгоды, опасения, критерии приёмки и пользовательские истории вида «Как ⟨роль⟩, я хочу ⟨возможность⟩, чтобы ⟨результат⟩». Стейкхолдер понимается как роль, а не как физическое лицо: в системе, рассчитанной на одного пользователя, роли принципала, пользователя и оператора исполняет один и тот же человек. Роли разделены потому, что их цели, опасения и критерии приёмки различаются и местами противоречат друг другу (пункт 3.6): требование удобства повседневной работы не выводится из требования восстановить данные после сбоя, и наоборот.</w:t>
       </w:r>
     </w:p>
     <w:p>
@@ -403,12 +416,6 @@
         <w:gridCol w:w="4754"/>
       </w:tblGrid>
       <w:tr>
-        <w:tblPrEx>
-          <w:tblCellMar>
-            <w:top w:w="0" w:type="dxa"/>
-            <w:bottom w:w="0" w:type="dxa"/>
-          </w:tblCellMar>
-        </w:tblPrEx>
         <w:trPr>
           <w:tblHeader/>
         </w:trPr>
@@ -495,12 +502,6 @@
         </w:tc>
       </w:tr>
       <w:tr>
-        <w:tblPrEx>
-          <w:tblCellMar>
-            <w:top w:w="0" w:type="dxa"/>
-            <w:bottom w:w="0" w:type="dxa"/>
-          </w:tblCellMar>
-        </w:tblPrEx>
         <w:tc>
           <w:tcPr>
             <w:tcW w:w="2500" w:type="dxa"/>
@@ -566,18 +567,12 @@
                 <w:sz w:val="22"/>
                 <w:szCs w:val="22"/>
               </w:rPr>
-              <w:t>Определяет цели системы и является её единственным пользователем</w:t>
-            </w:r>
-          </w:p>
-        </w:tc>
-      </w:tr>
-      <w:tr>
-        <w:tblPrEx>
-          <w:tblCellMar>
-            <w:top w:w="0" w:type="dxa"/>
-            <w:bottom w:w="0" w:type="dxa"/>
-          </w:tblCellMar>
-        </w:tblPrEx>
+              <w:t>Определяет цели системы и является её единственным пользователем; в роли оператора выступает он же</w:t>
+            </w:r>
+          </w:p>
+        </w:tc>
+      </w:tr>
+      <w:tr>
         <w:tc>
           <w:tcPr>
             <w:tcW w:w="2500" w:type="dxa"/>
@@ -650,12 +645,6 @@
         </w:tc>
       </w:tr>
       <w:tr>
-        <w:tblPrEx>
-          <w:tblCellMar>
-            <w:top w:w="0" w:type="dxa"/>
-            <w:bottom w:w="0" w:type="dxa"/>
-          </w:tblCellMar>
-        </w:tblPrEx>
         <w:tc>
           <w:tcPr>
             <w:tcW w:w="2500" w:type="dxa"/>
@@ -675,7 +664,7 @@
                 <w:sz w:val="22"/>
                 <w:szCs w:val="22"/>
               </w:rPr>
-              <w:t>Администратор системы</w:t>
+              <w:t>Владелец в роли оператора</w:t>
             </w:r>
           </w:p>
         </w:tc>
@@ -722,18 +711,12 @@
                 <w:sz w:val="22"/>
                 <w:szCs w:val="22"/>
               </w:rPr>
-              <w:t>Разворачивает и обслуживает систему; роль исполняется владельцем</w:t>
-            </w:r>
-          </w:p>
-        </w:tc>
-      </w:tr>
-      <w:tr>
-        <w:tblPrEx>
-          <w:tblCellMar>
-            <w:top w:w="0" w:type="dxa"/>
-            <w:bottom w:w="0" w:type="dxa"/>
-          </w:tblCellMar>
-        </w:tblPrEx>
+              <w:t>Разворачивает и обслуживает систему; отдельного лица на эту роль нет — её исполняет владелец</w:t>
+            </w:r>
+          </w:p>
+        </w:tc>
+      </w:tr>
+      <w:tr>
         <w:tc>
           <w:tcPr>
             <w:tcW w:w="2500" w:type="dxa"/>
@@ -805,12 +788,6 @@
         </w:tc>
       </w:tr>
       <w:tr>
-        <w:tblPrEx>
-          <w:tblCellMar>
-            <w:top w:w="0" w:type="dxa"/>
-            <w:bottom w:w="0" w:type="dxa"/>
-          </w:tblCellMar>
-        </w:tblPrEx>
         <w:tc>
           <w:tcPr>
             <w:tcW w:w="2500" w:type="dxa"/>
@@ -830,6 +807,7 @@
                 <w:sz w:val="22"/>
                 <w:szCs w:val="22"/>
               </w:rPr>
+              <w:lastRenderedPageBreak/>
               <w:t>Лица в расписании</w:t>
             </w:r>
           </w:p>
@@ -940,7 +918,6 @@
           <w:b/>
           <w:bCs/>
         </w:rPr>
-        <w:lastRenderedPageBreak/>
         <w:t xml:space="preserve">Опасения и критерии приёмки: </w:t>
       </w:r>
       <w:r>
@@ -977,12 +954,6 @@
         <w:gridCol w:w="8554"/>
       </w:tblGrid>
       <w:tr>
-        <w:tblPrEx>
-          <w:tblCellMar>
-            <w:top w:w="0" w:type="dxa"/>
-            <w:bottom w:w="0" w:type="dxa"/>
-          </w:tblCellMar>
-        </w:tblPrEx>
         <w:trPr>
           <w:tblHeader/>
         </w:trPr>
@@ -1015,12 +986,6 @@
         </w:tc>
       </w:tr>
       <w:tr>
-        <w:tblPrEx>
-          <w:tblCellMar>
-            <w:top w:w="0" w:type="dxa"/>
-            <w:bottom w:w="0" w:type="dxa"/>
-          </w:tblCellMar>
-        </w:tblPrEx>
         <w:tc>
           <w:tcPr>
             <w:tcW w:w="8554" w:type="dxa"/>
@@ -1046,12 +1011,6 @@
         </w:tc>
       </w:tr>
       <w:tr>
-        <w:tblPrEx>
-          <w:tblCellMar>
-            <w:top w:w="0" w:type="dxa"/>
-            <w:bottom w:w="0" w:type="dxa"/>
-          </w:tblCellMar>
-        </w:tblPrEx>
         <w:tc>
           <w:tcPr>
             <w:tcW w:w="8554" w:type="dxa"/>
@@ -1077,12 +1036,6 @@
         </w:tc>
       </w:tr>
       <w:tr>
-        <w:tblPrEx>
-          <w:tblCellMar>
-            <w:top w:w="0" w:type="dxa"/>
-            <w:bottom w:w="0" w:type="dxa"/>
-          </w:tblCellMar>
-        </w:tblPrEx>
         <w:tc>
           <w:tcPr>
             <w:tcW w:w="8554" w:type="dxa"/>
@@ -1108,12 +1061,6 @@
         </w:tc>
       </w:tr>
       <w:tr>
-        <w:tblPrEx>
-          <w:tblCellMar>
-            <w:top w:w="0" w:type="dxa"/>
-            <w:bottom w:w="0" w:type="dxa"/>
-          </w:tblCellMar>
-        </w:tblPrEx>
         <w:tc>
           <w:tcPr>
             <w:tcW w:w="8554" w:type="dxa"/>
@@ -1139,12 +1086,6 @@
         </w:tc>
       </w:tr>
       <w:tr>
-        <w:tblPrEx>
-          <w:tblCellMar>
-            <w:top w:w="0" w:type="dxa"/>
-            <w:bottom w:w="0" w:type="dxa"/>
-          </w:tblCellMar>
-        </w:tblPrEx>
         <w:tc>
           <w:tcPr>
             <w:tcW w:w="8554" w:type="dxa"/>
@@ -1170,12 +1111,6 @@
         </w:tc>
       </w:tr>
       <w:tr>
-        <w:tblPrEx>
-          <w:tblCellMar>
-            <w:top w:w="0" w:type="dxa"/>
-            <w:bottom w:w="0" w:type="dxa"/>
-          </w:tblCellMar>
-        </w:tblPrEx>
         <w:tc>
           <w:tcPr>
             <w:tcW w:w="8554" w:type="dxa"/>
@@ -1201,12 +1136,6 @@
         </w:tc>
       </w:tr>
       <w:tr>
-        <w:tblPrEx>
-          <w:tblCellMar>
-            <w:top w:w="0" w:type="dxa"/>
-            <w:bottom w:w="0" w:type="dxa"/>
-          </w:tblCellMar>
-        </w:tblPrEx>
         <w:tc>
           <w:tcPr>
             <w:tcW w:w="8554" w:type="dxa"/>
@@ -1277,7 +1206,11 @@
         <w:t xml:space="preserve">Цели и выгоды: </w:t>
       </w:r>
       <w:r>
-        <w:t>возможность оценить обоснованность решений по документу, а не по устным пояснениям. Ожидаемые выгоды — убедиться, что студент владеет методами анализа предметной области и формулирования требований.</w:t>
+        <w:t xml:space="preserve">возможность оценить обоснованность решений по документу, а не по устным пояснениям. Ожидаемые выгоды — убедиться, что </w:t>
+      </w:r>
+      <w:r>
+        <w:lastRenderedPageBreak/>
+        <w:t>студент владеет методами анализа предметной области и формулирования требований.</w:t>
       </w:r>
     </w:p>
     <w:p>
@@ -1326,12 +1259,6 @@
         <w:gridCol w:w="8554"/>
       </w:tblGrid>
       <w:tr>
-        <w:tblPrEx>
-          <w:tblCellMar>
-            <w:top w:w="0" w:type="dxa"/>
-            <w:bottom w:w="0" w:type="dxa"/>
-          </w:tblCellMar>
-        </w:tblPrEx>
         <w:trPr>
           <w:tblHeader/>
         </w:trPr>
@@ -1364,12 +1291,6 @@
         </w:tc>
       </w:tr>
       <w:tr>
-        <w:tblPrEx>
-          <w:tblCellMar>
-            <w:top w:w="0" w:type="dxa"/>
-            <w:bottom w:w="0" w:type="dxa"/>
-          </w:tblCellMar>
-        </w:tblPrEx>
         <w:tc>
           <w:tcPr>
             <w:tcW w:w="8554" w:type="dxa"/>
@@ -1395,12 +1316,6 @@
         </w:tc>
       </w:tr>
       <w:tr>
-        <w:tblPrEx>
-          <w:tblCellMar>
-            <w:top w:w="0" w:type="dxa"/>
-            <w:bottom w:w="0" w:type="dxa"/>
-          </w:tblCellMar>
-        </w:tblPrEx>
         <w:tc>
           <w:tcPr>
             <w:tcW w:w="8554" w:type="dxa"/>
@@ -1426,12 +1341,6 @@
         </w:tc>
       </w:tr>
       <w:tr>
-        <w:tblPrEx>
-          <w:tblCellMar>
-            <w:top w:w="0" w:type="dxa"/>
-            <w:bottom w:w="0" w:type="dxa"/>
-          </w:tblCellMar>
-        </w:tblPrEx>
         <w:tc>
           <w:tcPr>
             <w:tcW w:w="8554" w:type="dxa"/>
@@ -1451,19 +1360,12 @@
                 <w:sz w:val="22"/>
                 <w:szCs w:val="22"/>
               </w:rPr>
-              <w:lastRenderedPageBreak/>
               <w:t>Как руководитель, я хочу проверяемых требований, чтобы оценить результат объективно</w:t>
             </w:r>
           </w:p>
         </w:tc>
       </w:tr>
       <w:tr>
-        <w:tblPrEx>
-          <w:tblCellMar>
-            <w:top w:w="0" w:type="dxa"/>
-            <w:bottom w:w="0" w:type="dxa"/>
-          </w:tblCellMar>
-        </w:tblPrEx>
         <w:tc>
           <w:tcPr>
             <w:tcW w:w="8554" w:type="dxa"/>
@@ -1498,12 +1400,6 @@
         </w:tc>
       </w:tr>
       <w:tr>
-        <w:tblPrEx>
-          <w:tblCellMar>
-            <w:top w:w="0" w:type="dxa"/>
-            <w:bottom w:w="0" w:type="dxa"/>
-          </w:tblCellMar>
-        </w:tblPrEx>
         <w:tc>
           <w:tcPr>
             <w:tcW w:w="8554" w:type="dxa"/>
@@ -1542,7 +1438,7 @@
         <w:ind w:firstLine="709"/>
       </w:pPr>
       <w:r>
-        <w:t>3.3 Администратор системы</w:t>
+        <w:t>3.3 Владелец в роли оператора (администратор системы)</w:t>
       </w:r>
     </w:p>
     <w:p>
@@ -1551,14 +1447,7 @@
         <w:jc w:val="both"/>
       </w:pPr>
       <w:r>
-        <w:rPr>
-          <w:b/>
-          <w:bCs/>
-        </w:rPr>
-        <w:t xml:space="preserve">Класс: </w:t>
-      </w:r>
-      <w:r>
-        <w:t>оператор; обеспечивает работоспособность системы. Роль исполняется владельцем.</w:t>
+        <w:t>Класс: оператор; обеспечивает работоспособность системы. Отдельного администратора у личной системы нет — роль исполняет сам владелец, и выделена она по двум причинам. Во-первых, требования этой роли не выводятся из требований пользователя: человек, который ведёт записи, не формулирует потребность в ежесуточной резервной копии, журналах работы и повторяемом развёртывании — её формулирует тот, кто отвечает за работоспособность. Смешение ролей привело бы к тому, что эксплуатационные требования не попали бы в перечень вовсе, а обнаружились бы после первого отказа. Во-вторых, цели ролей конфликтуют: расширение функциональности удорожает обслуживание, и конфликт разрешается приоритетами (пункт 3.6). Ниже описаны требования роли, а не обязанности отдельного сотрудника.</w:t>
       </w:r>
     </w:p>
     <w:p>
@@ -1574,7 +1463,11 @@
         <w:t xml:space="preserve">Цели и выгоды: </w:t>
       </w:r>
       <w:r>
-        <w:t>предсказуемое развёртывание, понятная диагностика, отсутствие ручных операций при обычной работе. Ожидаемые выгоды — непрерывность работы при минимальных затратах времени; возможность восстановить данные после сбоя.</w:t>
+        <w:t xml:space="preserve">предсказуемое развёртывание, понятная диагностика, отсутствие ручных операций при обычной работе. Ожидаемые выгоды — </w:t>
+      </w:r>
+      <w:r>
+        <w:lastRenderedPageBreak/>
+        <w:t>непрерывность работы при минимальных затратах времени; возможность восстановить данные после сбоя.</w:t>
       </w:r>
     </w:p>
     <w:p>
@@ -1623,12 +1516,6 @@
         <w:gridCol w:w="8554"/>
       </w:tblGrid>
       <w:tr>
-        <w:tblPrEx>
-          <w:tblCellMar>
-            <w:top w:w="0" w:type="dxa"/>
-            <w:bottom w:w="0" w:type="dxa"/>
-          </w:tblCellMar>
-        </w:tblPrEx>
         <w:trPr>
           <w:tblHeader/>
         </w:trPr>
@@ -1661,12 +1548,6 @@
         </w:tc>
       </w:tr>
       <w:tr>
-        <w:tblPrEx>
-          <w:tblCellMar>
-            <w:top w:w="0" w:type="dxa"/>
-            <w:bottom w:w="0" w:type="dxa"/>
-          </w:tblCellMar>
-        </w:tblPrEx>
         <w:tc>
           <w:tcPr>
             <w:tcW w:w="8554" w:type="dxa"/>
@@ -1692,12 +1573,6 @@
         </w:tc>
       </w:tr>
       <w:tr>
-        <w:tblPrEx>
-          <w:tblCellMar>
-            <w:top w:w="0" w:type="dxa"/>
-            <w:bottom w:w="0" w:type="dxa"/>
-          </w:tblCellMar>
-        </w:tblPrEx>
         <w:tc>
           <w:tcPr>
             <w:tcW w:w="8554" w:type="dxa"/>
@@ -1723,12 +1598,6 @@
         </w:tc>
       </w:tr>
       <w:tr>
-        <w:tblPrEx>
-          <w:tblCellMar>
-            <w:top w:w="0" w:type="dxa"/>
-            <w:bottom w:w="0" w:type="dxa"/>
-          </w:tblCellMar>
-        </w:tblPrEx>
         <w:tc>
           <w:tcPr>
             <w:tcW w:w="8554" w:type="dxa"/>
@@ -1754,12 +1623,6 @@
         </w:tc>
       </w:tr>
       <w:tr>
-        <w:tblPrEx>
-          <w:tblCellMar>
-            <w:top w:w="0" w:type="dxa"/>
-            <w:bottom w:w="0" w:type="dxa"/>
-          </w:tblCellMar>
-        </w:tblPrEx>
         <w:tc>
           <w:tcPr>
             <w:tcW w:w="8554" w:type="dxa"/>
@@ -1785,12 +1648,6 @@
         </w:tc>
       </w:tr>
       <w:tr>
-        <w:tblPrEx>
-          <w:tblCellMar>
-            <w:top w:w="0" w:type="dxa"/>
-            <w:bottom w:w="0" w:type="dxa"/>
-          </w:tblCellMar>
-        </w:tblPrEx>
         <w:tc>
           <w:tcPr>
             <w:tcW w:w="8554" w:type="dxa"/>
@@ -1874,7 +1731,6 @@
           <w:b/>
           <w:bCs/>
         </w:rPr>
-        <w:lastRenderedPageBreak/>
         <w:t xml:space="preserve">Опасения и критерии приёмки: </w:t>
       </w:r>
       <w:r>
@@ -1911,12 +1767,6 @@
         <w:gridCol w:w="8554"/>
       </w:tblGrid>
       <w:tr>
-        <w:tblPrEx>
-          <w:tblCellMar>
-            <w:top w:w="0" w:type="dxa"/>
-            <w:bottom w:w="0" w:type="dxa"/>
-          </w:tblCellMar>
-        </w:tblPrEx>
         <w:trPr>
           <w:tblHeader/>
         </w:trPr>
@@ -1949,12 +1799,6 @@
         </w:tc>
       </w:tr>
       <w:tr>
-        <w:tblPrEx>
-          <w:tblCellMar>
-            <w:top w:w="0" w:type="dxa"/>
-            <w:bottom w:w="0" w:type="dxa"/>
-          </w:tblCellMar>
-        </w:tblPrEx>
         <w:tc>
           <w:tcPr>
             <w:tcW w:w="8554" w:type="dxa"/>
@@ -1980,12 +1824,6 @@
         </w:tc>
       </w:tr>
       <w:tr>
-        <w:tblPrEx>
-          <w:tblCellMar>
-            <w:top w:w="0" w:type="dxa"/>
-            <w:bottom w:w="0" w:type="dxa"/>
-          </w:tblCellMar>
-        </w:tblPrEx>
         <w:tc>
           <w:tcPr>
             <w:tcW w:w="8554" w:type="dxa"/>
@@ -2011,12 +1849,6 @@
         </w:tc>
       </w:tr>
       <w:tr>
-        <w:tblPrEx>
-          <w:tblCellMar>
-            <w:top w:w="0" w:type="dxa"/>
-            <w:bottom w:w="0" w:type="dxa"/>
-          </w:tblCellMar>
-        </w:tblPrEx>
         <w:tc>
           <w:tcPr>
             <w:tcW w:w="8554" w:type="dxa"/>
@@ -2042,12 +1874,6 @@
         </w:tc>
       </w:tr>
       <w:tr>
-        <w:tblPrEx>
-          <w:tblCellMar>
-            <w:top w:w="0" w:type="dxa"/>
-            <w:bottom w:w="0" w:type="dxa"/>
-          </w:tblCellMar>
-        </w:tblPrEx>
         <w:tc>
           <w:tcPr>
             <w:tcW w:w="8554" w:type="dxa"/>
@@ -2067,18 +1893,13 @@
                 <w:sz w:val="22"/>
                 <w:szCs w:val="22"/>
               </w:rPr>
+              <w:lastRenderedPageBreak/>
               <w:t>Как учебное заведение, я хочу, чтобы данные не публиковались вовне, чтобы сохранить контроль над ними</w:t>
             </w:r>
           </w:p>
         </w:tc>
       </w:tr>
       <w:tr>
-        <w:tblPrEx>
-          <w:tblCellMar>
-            <w:top w:w="0" w:type="dxa"/>
-            <w:bottom w:w="0" w:type="dxa"/>
-          </w:tblCellMar>
-        </w:tblPrEx>
         <w:tc>
           <w:tcPr>
             <w:tcW w:w="8554" w:type="dxa"/>
@@ -2199,12 +2020,6 @@
         <w:gridCol w:w="8554"/>
       </w:tblGrid>
       <w:tr>
-        <w:tblPrEx>
-          <w:tblCellMar>
-            <w:top w:w="0" w:type="dxa"/>
-            <w:bottom w:w="0" w:type="dxa"/>
-          </w:tblCellMar>
-        </w:tblPrEx>
         <w:trPr>
           <w:tblHeader/>
         </w:trPr>
@@ -2264,12 +2079,6 @@
         </w:tc>
       </w:tr>
       <w:tr>
-        <w:tblPrEx>
-          <w:tblCellMar>
-            <w:top w:w="0" w:type="dxa"/>
-            <w:bottom w:w="0" w:type="dxa"/>
-          </w:tblCellMar>
-        </w:tblPrEx>
         <w:tc>
           <w:tcPr>
             <w:tcW w:w="800" w:type="dxa"/>
@@ -2318,12 +2127,6 @@
         </w:tc>
       </w:tr>
       <w:tr>
-        <w:tblPrEx>
-          <w:tblCellMar>
-            <w:top w:w="0" w:type="dxa"/>
-            <w:bottom w:w="0" w:type="dxa"/>
-          </w:tblCellMar>
-        </w:tblPrEx>
         <w:tc>
           <w:tcPr>
             <w:tcW w:w="800" w:type="dxa"/>
@@ -2372,12 +2175,6 @@
         </w:tc>
       </w:tr>
       <w:tr>
-        <w:tblPrEx>
-          <w:tblCellMar>
-            <w:top w:w="0" w:type="dxa"/>
-            <w:bottom w:w="0" w:type="dxa"/>
-          </w:tblCellMar>
-        </w:tblPrEx>
         <w:tc>
           <w:tcPr>
             <w:tcW w:w="800" w:type="dxa"/>
@@ -2426,12 +2223,6 @@
         </w:tc>
       </w:tr>
       <w:tr>
-        <w:tblPrEx>
-          <w:tblCellMar>
-            <w:top w:w="0" w:type="dxa"/>
-            <w:bottom w:w="0" w:type="dxa"/>
-          </w:tblCellMar>
-        </w:tblPrEx>
         <w:tc>
           <w:tcPr>
             <w:tcW w:w="800" w:type="dxa"/>
@@ -2480,12 +2271,6 @@
         </w:tc>
       </w:tr>
       <w:tr>
-        <w:tblPrEx>
-          <w:tblCellMar>
-            <w:top w:w="0" w:type="dxa"/>
-            <w:bottom w:w="0" w:type="dxa"/>
-          </w:tblCellMar>
-        </w:tblPrEx>
         <w:tc>
           <w:tcPr>
             <w:tcW w:w="800" w:type="dxa"/>
@@ -2547,7 +2332,6 @@
         <w:ind w:firstLine="709"/>
       </w:pPr>
       <w:r>
-        <w:lastRenderedPageBreak/>
         <w:t>3.6 Конфликты требований стейкхолдеров</w:t>
       </w:r>
     </w:p>
@@ -2583,12 +2367,6 @@
         <w:gridCol w:w="3554"/>
       </w:tblGrid>
       <w:tr>
-        <w:tblPrEx>
-          <w:tblCellMar>
-            <w:top w:w="0" w:type="dxa"/>
-            <w:bottom w:w="0" w:type="dxa"/>
-          </w:tblCellMar>
-        </w:tblPrEx>
         <w:trPr>
           <w:tblHeader/>
         </w:trPr>
@@ -2675,12 +2453,6 @@
         </w:tc>
       </w:tr>
       <w:tr>
-        <w:tblPrEx>
-          <w:tblCellMar>
-            <w:top w:w="0" w:type="dxa"/>
-            <w:bottom w:w="0" w:type="dxa"/>
-          </w:tblCellMar>
-        </w:tblPrEx>
         <w:tc>
           <w:tcPr>
             <w:tcW w:w="2900" w:type="dxa"/>
@@ -2752,12 +2524,6 @@
         </w:tc>
       </w:tr>
       <w:tr>
-        <w:tblPrEx>
-          <w:tblCellMar>
-            <w:top w:w="0" w:type="dxa"/>
-            <w:bottom w:w="0" w:type="dxa"/>
-          </w:tblCellMar>
-        </w:tblPrEx>
         <w:tc>
           <w:tcPr>
             <w:tcW w:w="2900" w:type="dxa"/>
@@ -2829,12 +2595,6 @@
         </w:tc>
       </w:tr>
       <w:tr>
-        <w:tblPrEx>
-          <w:tblCellMar>
-            <w:top w:w="0" w:type="dxa"/>
-            <w:bottom w:w="0" w:type="dxa"/>
-          </w:tblCellMar>
-        </w:tblPrEx>
         <w:tc>
           <w:tcPr>
             <w:tcW w:w="2900" w:type="dxa"/>
@@ -2906,12 +2666,6 @@
         </w:tc>
       </w:tr>
       <w:tr>
-        <w:tblPrEx>
-          <w:tblCellMar>
-            <w:top w:w="0" w:type="dxa"/>
-            <w:bottom w:w="0" w:type="dxa"/>
-          </w:tblCellMar>
-        </w:tblPrEx>
         <w:tc>
           <w:tcPr>
             <w:tcW w:w="2900" w:type="dxa"/>
@@ -2931,7 +2685,8 @@
                 <w:sz w:val="22"/>
                 <w:szCs w:val="22"/>
               </w:rPr>
-              <w:t>Администратор: простота обслуживания</w:t>
+              <w:lastRenderedPageBreak/>
+              <w:t>Владелец как оператор: простота обслуживания</w:t>
             </w:r>
           </w:p>
         </w:tc>
@@ -3043,12 +2798,6 @@
         <w:gridCol w:w="4677"/>
       </w:tblGrid>
       <w:tr>
-        <w:tblPrEx>
-          <w:tblCellMar>
-            <w:top w:w="0" w:type="dxa"/>
-            <w:bottom w:w="0" w:type="dxa"/>
-          </w:tblCellMar>
-        </w:tblPrEx>
         <w:trPr>
           <w:tblHeader/>
         </w:trPr>
@@ -3108,12 +2857,6 @@
         </w:tc>
       </w:tr>
       <w:tr>
-        <w:tblPrEx>
-          <w:tblCellMar>
-            <w:top w:w="0" w:type="dxa"/>
-            <w:bottom w:w="0" w:type="dxa"/>
-          </w:tblCellMar>
-        </w:tblPrEx>
         <w:tc>
           <w:tcPr>
             <w:tcW w:w="4677" w:type="dxa"/>
@@ -3162,12 +2905,6 @@
         </w:tc>
       </w:tr>
       <w:tr>
-        <w:tblPrEx>
-          <w:tblCellMar>
-            <w:top w:w="0" w:type="dxa"/>
-            <w:bottom w:w="0" w:type="dxa"/>
-          </w:tblCellMar>
-        </w:tblPrEx>
         <w:tc>
           <w:tcPr>
             <w:tcW w:w="4677" w:type="dxa"/>
@@ -3216,12 +2953,6 @@
         </w:tc>
       </w:tr>
       <w:tr>
-        <w:tblPrEx>
-          <w:tblCellMar>
-            <w:top w:w="0" w:type="dxa"/>
-            <w:bottom w:w="0" w:type="dxa"/>
-          </w:tblCellMar>
-        </w:tblPrEx>
         <w:tc>
           <w:tcPr>
             <w:tcW w:w="4677" w:type="dxa"/>
@@ -3270,12 +3001,6 @@
         </w:tc>
       </w:tr>
       <w:tr>
-        <w:tblPrEx>
-          <w:tblCellMar>
-            <w:top w:w="0" w:type="dxa"/>
-            <w:bottom w:w="0" w:type="dxa"/>
-          </w:tblCellMar>
-        </w:tblPrEx>
         <w:tc>
           <w:tcPr>
             <w:tcW w:w="4677" w:type="dxa"/>
@@ -3324,12 +3049,6 @@
         </w:tc>
       </w:tr>
       <w:tr>
-        <w:tblPrEx>
-          <w:tblCellMar>
-            <w:top w:w="0" w:type="dxa"/>
-            <w:bottom w:w="0" w:type="dxa"/>
-          </w:tblCellMar>
-        </w:tblPrEx>
         <w:tc>
           <w:tcPr>
             <w:tcW w:w="4677" w:type="dxa"/>
@@ -3378,12 +3097,6 @@
         </w:tc>
       </w:tr>
       <w:tr>
-        <w:tblPrEx>
-          <w:tblCellMar>
-            <w:top w:w="0" w:type="dxa"/>
-            <w:bottom w:w="0" w:type="dxa"/>
-          </w:tblCellMar>
-        </w:tblPrEx>
         <w:tc>
           <w:tcPr>
             <w:tcW w:w="4677" w:type="dxa"/>
@@ -3432,12 +3145,6 @@
         </w:tc>
       </w:tr>
       <w:tr>
-        <w:tblPrEx>
-          <w:tblCellMar>
-            <w:top w:w="0" w:type="dxa"/>
-            <w:bottom w:w="0" w:type="dxa"/>
-          </w:tblCellMar>
-        </w:tblPrEx>
         <w:tc>
           <w:tcPr>
             <w:tcW w:w="4677" w:type="dxa"/>
@@ -3498,6 +3205,57 @@
       </w:pPr>
       <w:r>
         <w:t>Многопользовательский режим в границы системы не входит: система рассчитана на одного пользователя.</w:t>
+      </w:r>
+    </w:p>
+    <w:p>
+      <w:pPr>
+        <w:pStyle w:val="1"/>
+        <w:keepNext/>
+        <w:numPr>
+          <w:ilvl w:val="0"/>
+          <w:numId w:val="3"/>
+        </w:numPr>
+        <w:spacing w:before="200" w:after="140"/>
+      </w:pPr>
+      <w:r>
+        <w:t>Применение обработки естественного языка</w:t>
+      </w:r>
+    </w:p>
+    <w:p>
+      <w:pPr>
+        <w:ind w:firstLine="709"/>
+        <w:jc w:val="both"/>
+      </w:pPr>
+      <w:r>
+        <w:t>Две пользовательские истории таблицы 2 — спросить о дне обычным текстом и записать мысль одной фразой — экранными формами не закрываются. Чтобы внести задание формой, требуется открыть раздел, выбрать дисциплину, указать дату и подтвердить ввод: четыре действия там, где человек готов потратить одну фразу, сказанную на ходу. Несделанная запись обесценивает остальные функции, поскольку система показывает картину дня только по тем данным, которые в неё попали; поэтому стоимость ввода — не удобство, а условие наполнения хранилища.</w:t>
+      </w:r>
+    </w:p>
+    <w:p>
+      <w:pPr>
+        <w:ind w:firstLine="709"/>
+        <w:jc w:val="both"/>
+      </w:pPr>
+      <w:r>
+        <w:lastRenderedPageBreak/>
+        <w:t>Разбор фразы набором правил рассматривался и признан непригодным как единственное решение: множество формулировок не ограничено («в пятницу», «седьмого», «через два часа», «после физры»), и каждое новое написание требует отдельного правила. За фрагментами с устойчивой формой — датой, временем, названием дисциплины — правила сохраняются, так как дают проверяемый результат без обращения к внешнему сервису. Языковой модели остаётся задача, которая правилами не решается: определить, к какому разделу системы относится сказанное, и какие поля записи из фразы следуют.</w:t>
+      </w:r>
+    </w:p>
+    <w:p>
+      <w:pPr>
+        <w:ind w:firstLine="709"/>
+        <w:jc w:val="both"/>
+      </w:pPr>
+      <w:r>
+        <w:t>Ответственность модели ограничена вопросом «как», а не «стоит ли». Что предложить владельцу и в какой момент к нему обратиться, определяет программный код по данным системы: срокам заданий, свободным интервалам дня, накопленным показателям. Модель применяется в двух операциях: перевод фразы человека в вызов функции с параметрами и формулирование текста по уже отобранным данным. Разграничение принято потому, что на вопрос «чем заняться» модель отвечает всегда, в том числе когда день занят полностью, и такой ответ нечем проверить, тогда как результат разбора фразы проверяется сопоставлением с созданной записью.</w:t>
+      </w:r>
+    </w:p>
+    <w:p>
+      <w:pPr>
+        <w:ind w:firstLine="709"/>
+        <w:jc w:val="both"/>
+      </w:pPr>
+      <w:r>
+        <w:t>Обработка естественного языка отнесена к необязательным функциям: она выполняется внешним сервисом, то есть зависит от его доступности и оплачивается за обращение. При недоступности сервиса система сохраняет работоспособность — данные вводятся и просматриваются через веб-интерфейс, — а на её использование наложены два ограничения: из исходящих запросов исключаются сведения, позволяющие идентифицировать третьих лиц (пункт 3.6), и результат разбора показывается владельцу сразу после записи, чтобы ошибку обнаруживал он, а не обнаруживала её пропущенная встреча.</w:t>
       </w:r>
     </w:p>
     <w:p>
@@ -3557,12 +3315,6 @@
         <w:gridCol w:w="2054"/>
       </w:tblGrid>
       <w:tr>
-        <w:tblPrEx>
-          <w:tblCellMar>
-            <w:top w:w="0" w:type="dxa"/>
-            <w:bottom w:w="0" w:type="dxa"/>
-          </w:tblCellMar>
-        </w:tblPrEx>
         <w:trPr>
           <w:tblHeader/>
         </w:trPr>
@@ -3676,12 +3428,6 @@
         </w:tc>
       </w:tr>
       <w:tr>
-        <w:tblPrEx>
-          <w:tblCellMar>
-            <w:top w:w="0" w:type="dxa"/>
-            <w:bottom w:w="0" w:type="dxa"/>
-          </w:tblCellMar>
-        </w:tblPrEx>
         <w:tc>
           <w:tcPr>
             <w:tcW w:w="2100" w:type="dxa"/>
@@ -3776,12 +3522,6 @@
         </w:tc>
       </w:tr>
       <w:tr>
-        <w:tblPrEx>
-          <w:tblCellMar>
-            <w:top w:w="0" w:type="dxa"/>
-            <w:bottom w:w="0" w:type="dxa"/>
-          </w:tblCellMar>
-        </w:tblPrEx>
         <w:tc>
           <w:tcPr>
             <w:tcW w:w="2100" w:type="dxa"/>
@@ -3876,12 +3616,6 @@
         </w:tc>
       </w:tr>
       <w:tr>
-        <w:tblPrEx>
-          <w:tblCellMar>
-            <w:top w:w="0" w:type="dxa"/>
-            <w:bottom w:w="0" w:type="dxa"/>
-          </w:tblCellMar>
-        </w:tblPrEx>
         <w:tc>
           <w:tcPr>
             <w:tcW w:w="2100" w:type="dxa"/>
@@ -3976,12 +3710,6 @@
         </w:tc>
       </w:tr>
       <w:tr>
-        <w:tblPrEx>
-          <w:tblCellMar>
-            <w:top w:w="0" w:type="dxa"/>
-            <w:bottom w:w="0" w:type="dxa"/>
-          </w:tblCellMar>
-        </w:tblPrEx>
         <w:tc>
           <w:tcPr>
             <w:tcW w:w="2100" w:type="dxa"/>
@@ -4076,12 +3804,6 @@
         </w:tc>
       </w:tr>
       <w:tr>
-        <w:tblPrEx>
-          <w:tblCellMar>
-            <w:top w:w="0" w:type="dxa"/>
-            <w:bottom w:w="0" w:type="dxa"/>
-          </w:tblCellMar>
-        </w:tblPrEx>
         <w:tc>
           <w:tcPr>
             <w:tcW w:w="2100" w:type="dxa"/>
@@ -4176,12 +3898,6 @@
         </w:tc>
       </w:tr>
       <w:tr>
-        <w:tblPrEx>
-          <w:tblCellMar>
-            <w:top w:w="0" w:type="dxa"/>
-            <w:bottom w:w="0" w:type="dxa"/>
-          </w:tblCellMar>
-        </w:tblPrEx>
         <w:tc>
           <w:tcPr>
             <w:tcW w:w="2100" w:type="dxa"/>
@@ -4277,12 +3993,6 @@
         </w:tc>
       </w:tr>
       <w:tr>
-        <w:tblPrEx>
-          <w:tblCellMar>
-            <w:top w:w="0" w:type="dxa"/>
-            <w:bottom w:w="0" w:type="dxa"/>
-          </w:tblCellMar>
-        </w:tblPrEx>
         <w:tc>
           <w:tcPr>
             <w:tcW w:w="2100" w:type="dxa"/>
@@ -4378,12 +4088,6 @@
         </w:tc>
       </w:tr>
       <w:tr>
-        <w:tblPrEx>
-          <w:tblCellMar>
-            <w:top w:w="0" w:type="dxa"/>
-            <w:bottom w:w="0" w:type="dxa"/>
-          </w:tblCellMar>
-        </w:tblPrEx>
         <w:tc>
           <w:tcPr>
             <w:tcW w:w="2100" w:type="dxa"/>
@@ -4540,12 +4244,6 @@
         <w:gridCol w:w="2254"/>
       </w:tblGrid>
       <w:tr>
-        <w:tblPrEx>
-          <w:tblCellMar>
-            <w:top w:w="0" w:type="dxa"/>
-            <w:bottom w:w="0" w:type="dxa"/>
-          </w:tblCellMar>
-        </w:tblPrEx>
         <w:trPr>
           <w:tblHeader/>
         </w:trPr>
@@ -4697,12 +4395,6 @@
         </w:tc>
       </w:tr>
       <w:tr>
-        <w:tblPrEx>
-          <w:tblCellMar>
-            <w:top w:w="0" w:type="dxa"/>
-            <w:bottom w:w="0" w:type="dxa"/>
-          </w:tblCellMar>
-        </w:tblPrEx>
         <w:tc>
           <w:tcPr>
             <w:tcW w:w="2200" w:type="dxa"/>
@@ -4822,12 +4514,6 @@
         </w:tc>
       </w:tr>
       <w:tr>
-        <w:tblPrEx>
-          <w:tblCellMar>
-            <w:top w:w="0" w:type="dxa"/>
-            <w:bottom w:w="0" w:type="dxa"/>
-          </w:tblCellMar>
-        </w:tblPrEx>
         <w:tc>
           <w:tcPr>
             <w:tcW w:w="2200" w:type="dxa"/>
@@ -4947,12 +4633,6 @@
         </w:tc>
       </w:tr>
       <w:tr>
-        <w:tblPrEx>
-          <w:tblCellMar>
-            <w:top w:w="0" w:type="dxa"/>
-            <w:bottom w:w="0" w:type="dxa"/>
-          </w:tblCellMar>
-        </w:tblPrEx>
         <w:tc>
           <w:tcPr>
             <w:tcW w:w="2200" w:type="dxa"/>
@@ -5072,12 +4752,6 @@
         </w:tc>
       </w:tr>
       <w:tr>
-        <w:tblPrEx>
-          <w:tblCellMar>
-            <w:top w:w="0" w:type="dxa"/>
-            <w:bottom w:w="0" w:type="dxa"/>
-          </w:tblCellMar>
-        </w:tblPrEx>
         <w:tc>
           <w:tcPr>
             <w:tcW w:w="2200" w:type="dxa"/>
@@ -5223,12 +4897,6 @@
         </w:tc>
       </w:tr>
       <w:tr>
-        <w:tblPrEx>
-          <w:tblCellMar>
-            <w:top w:w="0" w:type="dxa"/>
-            <w:bottom w:w="0" w:type="dxa"/>
-          </w:tblCellMar>
-        </w:tblPrEx>
         <w:tc>
           <w:tcPr>
             <w:tcW w:w="2200" w:type="dxa"/>
@@ -5349,12 +5017,6 @@
         </w:tc>
       </w:tr>
       <w:tr>
-        <w:tblPrEx>
-          <w:tblCellMar>
-            <w:top w:w="0" w:type="dxa"/>
-            <w:bottom w:w="0" w:type="dxa"/>
-          </w:tblCellMar>
-        </w:tblPrEx>
         <w:tc>
           <w:tcPr>
             <w:tcW w:w="2200" w:type="dxa"/>
@@ -5469,6 +5131,125 @@
                 <w:szCs w:val="22"/>
               </w:rPr>
               <w:t>Отображение даты последнего обновления</w:t>
+            </w:r>
+          </w:p>
+        </w:tc>
+      </w:tr>
+      <w:tr>
+        <w:tc>
+          <w:tcPr>
+            <w:tcW w:w="2200" w:type="dxa"/>
+            <w:tcMar>
+              <w:top w:w="40" w:type="dxa"/>
+              <w:left w:w="85" w:type="dxa"/>
+              <w:bottom w:w="40" w:type="dxa"/>
+              <w:right w:w="85" w:type="dxa"/>
+            </w:tcMar>
+          </w:tcPr>
+          <w:p>
+            <w:pPr>
+              <w:spacing w:line="216" w:lineRule="auto"/>
+            </w:pPr>
+            <w:r>
+              <w:rPr>
+                <w:sz w:val="22"/>
+                <w:szCs w:val="22"/>
+              </w:rPr>
+              <w:t>Неверный разбор фразы, записанной в свободной форме</w:t>
+            </w:r>
+          </w:p>
+        </w:tc>
+        <w:tc>
+          <w:tcPr>
+            <w:tcW w:w="2700" w:type="dxa"/>
+            <w:tcMar>
+              <w:top w:w="40" w:type="dxa"/>
+              <w:left w:w="85" w:type="dxa"/>
+              <w:bottom w:w="40" w:type="dxa"/>
+              <w:right w:w="85" w:type="dxa"/>
+            </w:tcMar>
+          </w:tcPr>
+          <w:p>
+            <w:pPr>
+              <w:spacing w:line="216" w:lineRule="auto"/>
+            </w:pPr>
+            <w:r>
+              <w:rPr>
+                <w:sz w:val="22"/>
+                <w:szCs w:val="22"/>
+              </w:rPr>
+              <w:t>Запись создаётся не в том разделе или с неверными датой и временем</w:t>
+            </w:r>
+          </w:p>
+        </w:tc>
+        <w:tc>
+          <w:tcPr>
+            <w:tcW w:w="1100" w:type="dxa"/>
+            <w:tcMar>
+              <w:top w:w="40" w:type="dxa"/>
+              <w:left w:w="85" w:type="dxa"/>
+              <w:bottom w:w="40" w:type="dxa"/>
+              <w:right w:w="85" w:type="dxa"/>
+            </w:tcMar>
+          </w:tcPr>
+          <w:p>
+            <w:pPr>
+              <w:spacing w:line="216" w:lineRule="auto"/>
+              <w:jc w:val="center"/>
+            </w:pPr>
+            <w:r>
+              <w:rPr>
+                <w:sz w:val="22"/>
+                <w:szCs w:val="22"/>
+              </w:rPr>
+              <w:t>Средняя</w:t>
+            </w:r>
+          </w:p>
+        </w:tc>
+        <w:tc>
+          <w:tcPr>
+            <w:tcW w:w="1100" w:type="dxa"/>
+            <w:tcMar>
+              <w:top w:w="40" w:type="dxa"/>
+              <w:left w:w="85" w:type="dxa"/>
+              <w:bottom w:w="40" w:type="dxa"/>
+              <w:right w:w="85" w:type="dxa"/>
+            </w:tcMar>
+          </w:tcPr>
+          <w:p>
+            <w:pPr>
+              <w:spacing w:line="216" w:lineRule="auto"/>
+              <w:jc w:val="center"/>
+            </w:pPr>
+            <w:r>
+              <w:rPr>
+                <w:sz w:val="22"/>
+                <w:szCs w:val="22"/>
+              </w:rPr>
+              <w:t>Низкое</w:t>
+            </w:r>
+          </w:p>
+        </w:tc>
+        <w:tc>
+          <w:tcPr>
+            <w:tcW w:w="2254" w:type="dxa"/>
+            <w:tcMar>
+              <w:top w:w="40" w:type="dxa"/>
+              <w:left w:w="85" w:type="dxa"/>
+              <w:bottom w:w="40" w:type="dxa"/>
+              <w:right w:w="85" w:type="dxa"/>
+            </w:tcMar>
+          </w:tcPr>
+          <w:p>
+            <w:pPr>
+              <w:spacing w:line="216" w:lineRule="auto"/>
+            </w:pPr>
+            <w:r>
+              <w:rPr>
+                <w:sz w:val="22"/>
+                <w:szCs w:val="22"/>
+              </w:rPr>
+              <w:t>Показ результата разбора сразу после записи; исправление вручную; ввод формой как основной способ</w:t>
             </w:r>
           </w:p>
         </w:tc>
@@ -5519,12 +5300,6 @@
         <w:gridCol w:w="6654"/>
       </w:tblGrid>
       <w:tr>
-        <w:tblPrEx>
-          <w:tblCellMar>
-            <w:top w:w="0" w:type="dxa"/>
-            <w:bottom w:w="0" w:type="dxa"/>
-          </w:tblCellMar>
-        </w:tblPrEx>
         <w:trPr>
           <w:tblHeader/>
         </w:trPr>
@@ -5584,12 +5359,6 @@
         </w:tc>
       </w:tr>
       <w:tr>
-        <w:tblPrEx>
-          <w:tblCellMar>
-            <w:top w:w="0" w:type="dxa"/>
-            <w:bottom w:w="0" w:type="dxa"/>
-          </w:tblCellMar>
-        </w:tblPrEx>
         <w:tc>
           <w:tcPr>
             <w:tcW w:w="2700" w:type="dxa"/>
@@ -5638,12 +5407,6 @@
         </w:tc>
       </w:tr>
       <w:tr>
-        <w:tblPrEx>
-          <w:tblCellMar>
-            <w:top w:w="0" w:type="dxa"/>
-            <w:bottom w:w="0" w:type="dxa"/>
-          </w:tblCellMar>
-        </w:tblPrEx>
         <w:tc>
           <w:tcPr>
             <w:tcW w:w="2700" w:type="dxa"/>
@@ -5692,12 +5455,6 @@
         </w:tc>
       </w:tr>
       <w:tr>
-        <w:tblPrEx>
-          <w:tblCellMar>
-            <w:top w:w="0" w:type="dxa"/>
-            <w:bottom w:w="0" w:type="dxa"/>
-          </w:tblCellMar>
-        </w:tblPrEx>
         <w:tc>
           <w:tcPr>
             <w:tcW w:w="2700" w:type="dxa"/>
@@ -5746,12 +5503,6 @@
         </w:tc>
       </w:tr>
       <w:tr>
-        <w:tblPrEx>
-          <w:tblCellMar>
-            <w:top w:w="0" w:type="dxa"/>
-            <w:bottom w:w="0" w:type="dxa"/>
-          </w:tblCellMar>
-        </w:tblPrEx>
         <w:tc>
           <w:tcPr>
             <w:tcW w:w="2700" w:type="dxa"/>
@@ -5800,12 +5551,6 @@
         </w:tc>
       </w:tr>
       <w:tr>
-        <w:tblPrEx>
-          <w:tblCellMar>
-            <w:top w:w="0" w:type="dxa"/>
-            <w:bottom w:w="0" w:type="dxa"/>
-          </w:tblCellMar>
-        </w:tblPrEx>
         <w:tc>
           <w:tcPr>
             <w:tcW w:w="2700" w:type="dxa"/>
@@ -5900,12 +5645,6 @@
         <w:gridCol w:w="4854"/>
       </w:tblGrid>
       <w:tr>
-        <w:tblPrEx>
-          <w:tblCellMar>
-            <w:top w:w="0" w:type="dxa"/>
-            <w:bottom w:w="0" w:type="dxa"/>
-          </w:tblCellMar>
-        </w:tblPrEx>
         <w:trPr>
           <w:tblHeader/>
         </w:trPr>
@@ -5992,12 +5731,6 @@
         </w:tc>
       </w:tr>
       <w:tr>
-        <w:tblPrEx>
-          <w:tblCellMar>
-            <w:top w:w="0" w:type="dxa"/>
-            <w:bottom w:w="0" w:type="dxa"/>
-          </w:tblCellMar>
-        </w:tblPrEx>
         <w:tc>
           <w:tcPr>
             <w:tcW w:w="2600" w:type="dxa"/>
@@ -6070,12 +5803,6 @@
         </w:tc>
       </w:tr>
       <w:tr>
-        <w:tblPrEx>
-          <w:tblCellMar>
-            <w:top w:w="0" w:type="dxa"/>
-            <w:bottom w:w="0" w:type="dxa"/>
-          </w:tblCellMar>
-        </w:tblPrEx>
         <w:tc>
           <w:tcPr>
             <w:tcW w:w="2600" w:type="dxa"/>
@@ -6148,12 +5875,6 @@
         </w:tc>
       </w:tr>
       <w:tr>
-        <w:tblPrEx>
-          <w:tblCellMar>
-            <w:top w:w="0" w:type="dxa"/>
-            <w:bottom w:w="0" w:type="dxa"/>
-          </w:tblCellMar>
-        </w:tblPrEx>
         <w:tc>
           <w:tcPr>
             <w:tcW w:w="2600" w:type="dxa"/>
@@ -6226,12 +5947,6 @@
         </w:tc>
       </w:tr>
       <w:tr>
-        <w:tblPrEx>
-          <w:tblCellMar>
-            <w:top w:w="0" w:type="dxa"/>
-            <w:bottom w:w="0" w:type="dxa"/>
-          </w:tblCellMar>
-        </w:tblPrEx>
         <w:tc>
           <w:tcPr>
             <w:tcW w:w="2600" w:type="dxa"/>
@@ -6251,6 +5966,7 @@
                 <w:sz w:val="22"/>
                 <w:szCs w:val="22"/>
               </w:rPr>
+              <w:lastRenderedPageBreak/>
               <w:t>Учётные данные внешних сервисов</w:t>
             </w:r>
           </w:p>
@@ -6315,11 +6031,7 @@
         <w:jc w:val="both"/>
       </w:pPr>
       <w:r>
-        <w:t xml:space="preserve">Существенно, что система обрабатывает персональные данные третьих лиц — преподавателей и студентов группы, — которые о её существовании не </w:t>
-      </w:r>
-      <w:r>
-        <w:lastRenderedPageBreak/>
-        <w:t>осведомлены и согласия не давали. Данные получены из общедоступного источника, что не отменяет ограничений на их дальнейшее использование. Основным источником правового риска признана передача текста запросов внешнему сервису обработки: запрос может содержать фамилию преподавателя, которая тем самым окажется за пределами системы.</w:t>
+        <w:t>Существенно, что система обрабатывает персональные данные третьих лиц — преподавателей и студентов группы, — которые о её существовании не осведомлены и согласия не давали. Данные получены из общедоступного источника, что не отменяет ограничений на их дальнейшее использование. Основным источником правового риска признана передача текста запросов внешнему сервису обработки: запрос может содержать фамилию преподавателя, которая тем самым окажется за пределами системы.</w:t>
       </w:r>
     </w:p>
     <w:p>
@@ -6354,12 +6066,6 @@
         <w:gridCol w:w="3754"/>
       </w:tblGrid>
       <w:tr>
-        <w:tblPrEx>
-          <w:tblCellMar>
-            <w:top w:w="0" w:type="dxa"/>
-            <w:bottom w:w="0" w:type="dxa"/>
-          </w:tblCellMar>
-        </w:tblPrEx>
         <w:trPr>
           <w:tblHeader/>
         </w:trPr>
@@ -6446,12 +6152,6 @@
         </w:tc>
       </w:tr>
       <w:tr>
-        <w:tblPrEx>
-          <w:tblCellMar>
-            <w:top w:w="0" w:type="dxa"/>
-            <w:bottom w:w="0" w:type="dxa"/>
-          </w:tblCellMar>
-        </w:tblPrEx>
         <w:tc>
           <w:tcPr>
             <w:tcW w:w="2300" w:type="dxa"/>
@@ -6523,12 +6223,6 @@
         </w:tc>
       </w:tr>
       <w:tr>
-        <w:tblPrEx>
-          <w:tblCellMar>
-            <w:top w:w="0" w:type="dxa"/>
-            <w:bottom w:w="0" w:type="dxa"/>
-          </w:tblCellMar>
-        </w:tblPrEx>
         <w:tc>
           <w:tcPr>
             <w:tcW w:w="2300" w:type="dxa"/>
@@ -6600,12 +6294,6 @@
         </w:tc>
       </w:tr>
       <w:tr>
-        <w:tblPrEx>
-          <w:tblCellMar>
-            <w:top w:w="0" w:type="dxa"/>
-            <w:bottom w:w="0" w:type="dxa"/>
-          </w:tblCellMar>
-        </w:tblPrEx>
         <w:tc>
           <w:tcPr>
             <w:tcW w:w="2300" w:type="dxa"/>
@@ -6677,12 +6365,6 @@
         </w:tc>
       </w:tr>
       <w:tr>
-        <w:tblPrEx>
-          <w:tblCellMar>
-            <w:top w:w="0" w:type="dxa"/>
-            <w:bottom w:w="0" w:type="dxa"/>
-          </w:tblCellMar>
-        </w:tblPrEx>
         <w:tc>
           <w:tcPr>
             <w:tcW w:w="2300" w:type="dxa"/>
@@ -6868,12 +6550,6 @@
         <w:gridCol w:w="2900"/>
       </w:tblGrid>
       <w:tr>
-        <w:tblPrEx>
-          <w:tblCellMar>
-            <w:top w:w="0" w:type="dxa"/>
-            <w:bottom w:w="0" w:type="dxa"/>
-          </w:tblCellMar>
-        </w:tblPrEx>
         <w:trPr>
           <w:tblHeader/>
         </w:trPr>
@@ -6932,12 +6608,6 @@
         </w:tc>
       </w:tr>
       <w:tr>
-        <w:tblPrEx>
-          <w:tblCellMar>
-            <w:top w:w="0" w:type="dxa"/>
-            <w:bottom w:w="0" w:type="dxa"/>
-          </w:tblCellMar>
-        </w:tblPrEx>
         <w:tc>
           <w:tcPr>
             <w:tcW w:w="3400" w:type="dxa"/>
@@ -6987,12 +6657,6 @@
         </w:tc>
       </w:tr>
       <w:tr>
-        <w:tblPrEx>
-          <w:tblCellMar>
-            <w:top w:w="0" w:type="dxa"/>
-            <w:bottom w:w="0" w:type="dxa"/>
-          </w:tblCellMar>
-        </w:tblPrEx>
         <w:tc>
           <w:tcPr>
             <w:tcW w:w="3400" w:type="dxa"/>
@@ -7041,12 +6705,6 @@
         </w:tc>
       </w:tr>
       <w:tr>
-        <w:tblPrEx>
-          <w:tblCellMar>
-            <w:top w:w="0" w:type="dxa"/>
-            <w:bottom w:w="0" w:type="dxa"/>
-          </w:tblCellMar>
-        </w:tblPrEx>
         <w:tc>
           <w:tcPr>
             <w:tcW w:w="3400" w:type="dxa"/>
@@ -7095,12 +6753,6 @@
         </w:tc>
       </w:tr>
       <w:tr>
-        <w:tblPrEx>
-          <w:tblCellMar>
-            <w:top w:w="0" w:type="dxa"/>
-            <w:bottom w:w="0" w:type="dxa"/>
-          </w:tblCellMar>
-        </w:tblPrEx>
         <w:tc>
           <w:tcPr>
             <w:tcW w:w="3400" w:type="dxa"/>
@@ -7149,12 +6801,6 @@
         </w:tc>
       </w:tr>
       <w:tr>
-        <w:tblPrEx>
-          <w:tblCellMar>
-            <w:top w:w="0" w:type="dxa"/>
-            <w:bottom w:w="0" w:type="dxa"/>
-          </w:tblCellMar>
-        </w:tblPrEx>
         <w:tc>
           <w:tcPr>
             <w:tcW w:w="3400" w:type="dxa"/>
@@ -7203,12 +6849,6 @@
         </w:tc>
       </w:tr>
       <w:tr>
-        <w:tblPrEx>
-          <w:tblCellMar>
-            <w:top w:w="0" w:type="dxa"/>
-            <w:bottom w:w="0" w:type="dxa"/>
-          </w:tblCellMar>
-        </w:tblPrEx>
         <w:tc>
           <w:tcPr>
             <w:tcW w:w="3400" w:type="dxa"/>
@@ -7257,12 +6897,6 @@
         </w:tc>
       </w:tr>
       <w:tr>
-        <w:tblPrEx>
-          <w:tblCellMar>
-            <w:top w:w="0" w:type="dxa"/>
-            <w:bottom w:w="0" w:type="dxa"/>
-          </w:tblCellMar>
-        </w:tblPrEx>
         <w:tc>
           <w:tcPr>
             <w:tcW w:w="3400" w:type="dxa"/>
@@ -7306,6 +6940,102 @@
                 <w:szCs w:val="22"/>
               </w:rPr>
               <w:t>В журнале ста запросов нет фамилий; ключи отсутствуют в репозитории</w:t>
+            </w:r>
+          </w:p>
+        </w:tc>
+      </w:tr>
+      <w:tr>
+        <w:tc>
+          <w:tcPr>
+            <w:tcW w:w="3400" w:type="dxa"/>
+            <w:tcMar>
+              <w:top w:w="40" w:type="dxa"/>
+              <w:left w:w="85" w:type="dxa"/>
+              <w:bottom w:w="40" w:type="dxa"/>
+              <w:right w:w="85" w:type="dxa"/>
+            </w:tcMar>
+          </w:tcPr>
+          <w:p>
+            <w:pPr>
+              <w:spacing w:line="216" w:lineRule="auto"/>
+            </w:pPr>
+            <w:r>
+              <w:rPr>
+                <w:sz w:val="22"/>
+                <w:szCs w:val="22"/>
+              </w:rPr>
+              <w:t>Создавать запись нужного вида по фразе, сформулированной в свободной форме</w:t>
+            </w:r>
+          </w:p>
+        </w:tc>
+        <w:tc>
+          <w:tcPr>
+            <w:tcW w:w="2900" w:type="dxa"/>
+            <w:tcMar>
+              <w:top w:w="40" w:type="dxa"/>
+              <w:left w:w="85" w:type="dxa"/>
+              <w:bottom w:w="40" w:type="dxa"/>
+              <w:right w:w="85" w:type="dxa"/>
+            </w:tcMar>
+          </w:tcPr>
+          <w:p>
+            <w:pPr>
+              <w:spacing w:line="216" w:lineRule="auto"/>
+            </w:pPr>
+            <w:r>
+              <w:rPr>
+                <w:sz w:val="22"/>
+                <w:szCs w:val="22"/>
+              </w:rPr>
+              <w:t>Из 30 контрольных фраз не менее 24 создают запись верного вида с верными датой и временем; ни одна фраза не теряется без записи</w:t>
+            </w:r>
+          </w:p>
+        </w:tc>
+      </w:tr>
+      <w:tr>
+        <w:tc>
+          <w:tcPr>
+            <w:tcW w:w="3400" w:type="dxa"/>
+            <w:tcMar>
+              <w:top w:w="40" w:type="dxa"/>
+              <w:left w:w="85" w:type="dxa"/>
+              <w:bottom w:w="40" w:type="dxa"/>
+              <w:right w:w="85" w:type="dxa"/>
+            </w:tcMar>
+          </w:tcPr>
+          <w:p>
+            <w:pPr>
+              <w:spacing w:line="216" w:lineRule="auto"/>
+            </w:pPr>
+            <w:r>
+              <w:rPr>
+                <w:sz w:val="22"/>
+                <w:szCs w:val="22"/>
+              </w:rPr>
+              <w:t>Сохранять ввод и просмотр данных при недоступности сервиса обработки текста</w:t>
+            </w:r>
+          </w:p>
+        </w:tc>
+        <w:tc>
+          <w:tcPr>
+            <w:tcW w:w="2900" w:type="dxa"/>
+            <w:tcMar>
+              <w:top w:w="40" w:type="dxa"/>
+              <w:left w:w="85" w:type="dxa"/>
+              <w:bottom w:w="40" w:type="dxa"/>
+              <w:right w:w="85" w:type="dxa"/>
+            </w:tcMar>
+          </w:tcPr>
+          <w:p>
+            <w:pPr>
+              <w:spacing w:line="216" w:lineRule="auto"/>
+            </w:pPr>
+            <w:r>
+              <w:rPr>
+                <w:sz w:val="22"/>
+                <w:szCs w:val="22"/>
+              </w:rPr>
+              <w:t>При отключённом ключе доступа все разделы открываются, записи создаются и изменяются формами</w:t>
             </w:r>
           </w:p>
         </w:tc>
